--- a/Documentações/gmud_gasbusters.docx
+++ b/Documentações/gmud_gasbusters.docx
@@ -1540,23 +1540,24 @@
     <w:tbl>
       <w:tblPr>
         <w:tblStyle w:val="TableGrid"/>
-        <w:tblW w:w="0" w:type="auto"/>
+        <w:tblW w:w="9016" w:type="dxa"/>
         <w:jc w:val="center"/>
         <w:tblLayout w:type="fixed"/>
         <w:tblLook w:val="06A0" w:firstRow="1" w:lastRow="0" w:firstColumn="1" w:lastColumn="0" w:noHBand="1" w:noVBand="1"/>
       </w:tblPr>
       <w:tblGrid>
-        <w:gridCol w:w="3005"/>
-        <w:gridCol w:w="3005"/>
-        <w:gridCol w:w="3005"/>
+        <w:gridCol w:w="2254"/>
+        <w:gridCol w:w="2254"/>
+        <w:gridCol w:w="2254"/>
+        <w:gridCol w:w="2254"/>
       </w:tblGrid>
       <w:tr>
         <w:trPr>
-          <w:trHeight w:val="647"/>
+          <w:trHeight w:val="300"/>
         </w:trPr>
         <w:tc>
           <w:tcPr>
-            <w:tcW w:w="3005" w:type="dxa"/>
+            <w:tcW w:w="2254" w:type="dxa"/>
             <w:shd w:val="clear" w:color="auto" w:fill="E2EFD9" w:themeFill="accent6" w:themeFillTint="33"/>
             <w:tcMar/>
             <w:vAlign w:val="center"/>
@@ -1583,7 +1584,7 @@
         </w:tc>
         <w:tc>
           <w:tcPr>
-            <w:tcW w:w="3005" w:type="dxa"/>
+            <w:tcW w:w="2254" w:type="dxa"/>
             <w:shd w:val="clear" w:color="auto" w:fill="E2EFD9" w:themeFill="accent6" w:themeFillTint="33"/>
             <w:tcMar/>
             <w:vAlign w:val="center"/>
@@ -1604,13 +1605,40 @@
                 <w:iCs w:val="1"/>
                 <w:color w:val="auto"/>
               </w:rPr>
-              <w:t>Tarefa</w:t>
+              <w:t>Backup</w:t>
             </w:r>
           </w:p>
         </w:tc>
         <w:tc>
           <w:tcPr>
-            <w:tcW w:w="3005" w:type="dxa"/>
+            <w:tcW w:w="2254" w:type="dxa"/>
+            <w:shd w:val="clear" w:color="auto" w:fill="E2EFD9" w:themeFill="accent6" w:themeFillTint="33"/>
+            <w:tcMar/>
+            <w:vAlign w:val="center"/>
+          </w:tcPr>
+          <w:p>
+            <w:pPr>
+              <w:pStyle w:val="Cabealho"/>
+              <w:jc w:val="center"/>
+              <w:rPr>
+                <w:i w:val="1"/>
+                <w:iCs w:val="1"/>
+                <w:color w:val="auto"/>
+              </w:rPr>
+            </w:pPr>
+            <w:r>
+              <w:rPr>
+                <w:i w:val="1"/>
+                <w:iCs w:val="1"/>
+                <w:color w:val="auto"/>
+              </w:rPr>
+              <w:t>Tarefa</w:t>
+            </w:r>
+          </w:p>
+        </w:tc>
+        <w:tc>
+          <w:tcPr>
+            <w:tcW w:w="2254" w:type="dxa"/>
             <w:shd w:val="clear" w:color="auto" w:fill="E2EFD9" w:themeFill="accent6" w:themeFillTint="33"/>
             <w:tcMar/>
             <w:vAlign w:val="center"/>
@@ -1642,7 +1670,7 @@
         </w:trPr>
         <w:tc>
           <w:tcPr>
-            <w:tcW w:w="3005" w:type="dxa"/>
+            <w:tcW w:w="2254" w:type="dxa"/>
             <w:tcMar/>
             <w:vAlign w:val="center"/>
           </w:tcPr>
@@ -1668,7 +1696,7 @@
         </w:tc>
         <w:tc>
           <w:tcPr>
-            <w:tcW w:w="3005" w:type="dxa"/>
+            <w:tcW w:w="2254" w:type="dxa"/>
             <w:tcMar/>
             <w:vAlign w:val="center"/>
           </w:tcPr>
@@ -1688,13 +1716,39 @@
                 <w:iCs w:val="0"/>
                 <w:color w:val="auto"/>
               </w:rPr>
-              <w:t>Geração de backup</w:t>
+              <w:t>Marquinhos Kátia On</w:t>
             </w:r>
           </w:p>
         </w:tc>
         <w:tc>
           <w:tcPr>
-            <w:tcW w:w="3005" w:type="dxa"/>
+            <w:tcW w:w="2254" w:type="dxa"/>
+            <w:tcMar/>
+            <w:vAlign w:val="center"/>
+          </w:tcPr>
+          <w:p>
+            <w:pPr>
+              <w:pStyle w:val="Cabealho"/>
+              <w:jc w:val="left"/>
+              <w:rPr>
+                <w:i w:val="0"/>
+                <w:iCs w:val="0"/>
+                <w:color w:val="auto"/>
+              </w:rPr>
+            </w:pPr>
+            <w:r>
+              <w:rPr>
+                <w:i w:val="0"/>
+                <w:iCs w:val="0"/>
+                <w:color w:val="auto"/>
+              </w:rPr>
+              <w:t>Geração de backup</w:t>
+            </w:r>
+          </w:p>
+        </w:tc>
+        <w:tc>
+          <w:tcPr>
+            <w:tcW w:w="2254" w:type="dxa"/>
             <w:tcMar/>
             <w:vAlign w:val="center"/>
           </w:tcPr>
@@ -1733,7 +1787,7 @@
         </w:trPr>
         <w:tc>
           <w:tcPr>
-            <w:tcW w:w="3005" w:type="dxa"/>
+            <w:tcW w:w="2254" w:type="dxa"/>
             <w:tcMar/>
             <w:vAlign w:val="center"/>
           </w:tcPr>
@@ -1759,7 +1813,7 @@
         </w:tc>
         <w:tc>
           <w:tcPr>
-            <w:tcW w:w="3005" w:type="dxa"/>
+            <w:tcW w:w="2254" w:type="dxa"/>
             <w:tcMar/>
             <w:vAlign w:val="center"/>
           </w:tcPr>
@@ -1779,13 +1833,50 @@
                 <w:iCs w:val="0"/>
                 <w:color w:val="auto"/>
               </w:rPr>
-              <w:t>Execução da exclusão</w:t>
-            </w:r>
+              <w:t>Marquinhos Kátia On</w:t>
+            </w:r>
+          </w:p>
+          <w:p>
+            <w:pPr>
+              <w:pStyle w:val="Cabealho"/>
+              <w:jc w:val="left"/>
+              <w:rPr>
+                <w:i w:val="0"/>
+                <w:iCs w:val="0"/>
+                <w:color w:val="auto"/>
+              </w:rPr>
+            </w:pPr>
           </w:p>
         </w:tc>
         <w:tc>
           <w:tcPr>
-            <w:tcW w:w="3005" w:type="dxa"/>
+            <w:tcW w:w="2254" w:type="dxa"/>
+            <w:tcMar/>
+            <w:vAlign w:val="center"/>
+          </w:tcPr>
+          <w:p>
+            <w:pPr>
+              <w:pStyle w:val="Cabealho"/>
+              <w:jc w:val="left"/>
+              <w:rPr>
+                <w:i w:val="0"/>
+                <w:iCs w:val="0"/>
+                <w:color w:val="auto"/>
+              </w:rPr>
+            </w:pPr>
+            <w:r>
+              <w:rPr>
+                <w:i w:val="0"/>
+                <w:iCs w:val="0"/>
+                <w:color w:val="auto"/>
+              </w:rPr>
+              <w:t>Execução da exclusão</w:t>
+            </w:r>
+          </w:p>
+        </w:tc>
+        <w:tc>
+          <w:tcPr>
+            <w:tcW w:w="2254" w:type="dxa"/>
             <w:tcMar/>
             <w:vAlign w:val="center"/>
           </w:tcPr>
@@ -1824,7 +1915,7 @@
         </w:trPr>
         <w:tc>
           <w:tcPr>
-            <w:tcW w:w="3005" w:type="dxa"/>
+            <w:tcW w:w="2254" w:type="dxa"/>
             <w:tcMar/>
             <w:vAlign w:val="center"/>
           </w:tcPr>
@@ -1850,7 +1941,44 @@
         </w:tc>
         <w:tc>
           <w:tcPr>
-            <w:tcW w:w="3005" w:type="dxa"/>
+            <w:tcW w:w="2254" w:type="dxa"/>
+            <w:tcMar/>
+            <w:vAlign w:val="center"/>
+          </w:tcPr>
+          <w:p>
+            <w:pPr>
+              <w:pStyle w:val="Cabealho"/>
+              <w:jc w:val="left"/>
+              <w:rPr>
+                <w:i w:val="0"/>
+                <w:iCs w:val="0"/>
+                <w:color w:val="auto"/>
+              </w:rPr>
+            </w:pPr>
+            <w:r>
+              <w:rPr>
+                <w:i w:val="0"/>
+                <w:iCs w:val="0"/>
+                <w:color w:val="auto"/>
+              </w:rPr>
+              <w:t>Marquinhos Kátia On</w:t>
+            </w:r>
+          </w:p>
+          <w:p>
+            <w:pPr>
+              <w:pStyle w:val="Cabealho"/>
+              <w:jc w:val="left"/>
+              <w:rPr>
+                <w:i w:val="0"/>
+                <w:iCs w:val="0"/>
+                <w:color w:val="auto"/>
+              </w:rPr>
+            </w:pPr>
+          </w:p>
+        </w:tc>
+        <w:tc>
+          <w:tcPr>
+            <w:tcW w:w="2254" w:type="dxa"/>
             <w:tcMar/>
             <w:vAlign w:val="center"/>
           </w:tcPr>
@@ -1887,7 +2015,7 @@
         </w:tc>
         <w:tc>
           <w:tcPr>
-            <w:tcW w:w="3005" w:type="dxa"/>
+            <w:tcW w:w="2254" w:type="dxa"/>
             <w:tcMar/>
             <w:vAlign w:val="center"/>
           </w:tcPr>
@@ -1926,7 +2054,7 @@
         </w:trPr>
         <w:tc>
           <w:tcPr>
-            <w:tcW w:w="3005" w:type="dxa"/>
+            <w:tcW w:w="2254" w:type="dxa"/>
             <w:tcMar/>
             <w:vAlign w:val="center"/>
           </w:tcPr>
@@ -1952,7 +2080,7 @@
         </w:tc>
         <w:tc>
           <w:tcPr>
-            <w:tcW w:w="3005" w:type="dxa"/>
+            <w:tcW w:w="2254" w:type="dxa"/>
             <w:tcMar/>
             <w:vAlign w:val="center"/>
           </w:tcPr>
@@ -1972,13 +2100,50 @@
                 <w:iCs w:val="0"/>
                 <w:color w:val="auto"/>
               </w:rPr>
-              <w:t>Atualização dos sistemas</w:t>
-            </w:r>
+              <w:t>Marquinhos Kátia On</w:t>
+            </w:r>
+          </w:p>
+          <w:p>
+            <w:pPr>
+              <w:pStyle w:val="Cabealho"/>
+              <w:jc w:val="left"/>
+              <w:rPr>
+                <w:i w:val="0"/>
+                <w:iCs w:val="0"/>
+                <w:color w:val="auto"/>
+              </w:rPr>
+            </w:pPr>
           </w:p>
         </w:tc>
         <w:tc>
           <w:tcPr>
-            <w:tcW w:w="3005" w:type="dxa"/>
+            <w:tcW w:w="2254" w:type="dxa"/>
+            <w:tcMar/>
+            <w:vAlign w:val="center"/>
+          </w:tcPr>
+          <w:p>
+            <w:pPr>
+              <w:pStyle w:val="Cabealho"/>
+              <w:jc w:val="left"/>
+              <w:rPr>
+                <w:i w:val="0"/>
+                <w:iCs w:val="0"/>
+                <w:color w:val="auto"/>
+              </w:rPr>
+            </w:pPr>
+            <w:r>
+              <w:rPr>
+                <w:i w:val="0"/>
+                <w:iCs w:val="0"/>
+                <w:color w:val="auto"/>
+              </w:rPr>
+              <w:t>Atualização dos sistemas</w:t>
+            </w:r>
+          </w:p>
+        </w:tc>
+        <w:tc>
+          <w:tcPr>
+            <w:tcW w:w="2254" w:type="dxa"/>
             <w:tcMar/>
             <w:vAlign w:val="center"/>
           </w:tcPr>
@@ -2009,7 +2174,7 @@
         </w:trPr>
         <w:tc>
           <w:tcPr>
-            <w:tcW w:w="3005" w:type="dxa"/>
+            <w:tcW w:w="2254" w:type="dxa"/>
             <w:tcMar/>
             <w:vAlign w:val="center"/>
           </w:tcPr>
@@ -2035,7 +2200,7 @@
         </w:tc>
         <w:tc>
           <w:tcPr>
-            <w:tcW w:w="3005" w:type="dxa"/>
+            <w:tcW w:w="2254" w:type="dxa"/>
             <w:tcMar/>
             <w:vAlign w:val="center"/>
           </w:tcPr>
@@ -2055,13 +2220,50 @@
                 <w:iCs w:val="0"/>
                 <w:color w:val="auto"/>
               </w:rPr>
-              <w:t>Comunicação aos envolvidos</w:t>
-            </w:r>
+              <w:t>Marquinhos Kátia On</w:t>
+            </w:r>
+          </w:p>
+          <w:p>
+            <w:pPr>
+              <w:pStyle w:val="Cabealho"/>
+              <w:jc w:val="left"/>
+              <w:rPr>
+                <w:i w:val="0"/>
+                <w:iCs w:val="0"/>
+                <w:color w:val="auto"/>
+              </w:rPr>
+            </w:pPr>
           </w:p>
         </w:tc>
         <w:tc>
           <w:tcPr>
-            <w:tcW w:w="3005" w:type="dxa"/>
+            <w:tcW w:w="2254" w:type="dxa"/>
+            <w:tcMar/>
+            <w:vAlign w:val="center"/>
+          </w:tcPr>
+          <w:p>
+            <w:pPr>
+              <w:pStyle w:val="Cabealho"/>
+              <w:jc w:val="left"/>
+              <w:rPr>
+                <w:i w:val="0"/>
+                <w:iCs w:val="0"/>
+                <w:color w:val="auto"/>
+              </w:rPr>
+            </w:pPr>
+            <w:r>
+              <w:rPr>
+                <w:i w:val="0"/>
+                <w:iCs w:val="0"/>
+                <w:color w:val="auto"/>
+              </w:rPr>
+              <w:t>Comunicação aos envolvidos</w:t>
+            </w:r>
+          </w:p>
+        </w:tc>
+        <w:tc>
+          <w:tcPr>
+            <w:tcW w:w="2254" w:type="dxa"/>
             <w:tcMar/>
             <w:vAlign w:val="center"/>
           </w:tcPr>
